--- a/public/smart-police/forms/หมายเรียกผู้ต้องหา.docx
+++ b/public/smart-police/forms/หมายเรียกผู้ต้องหา.docx
@@ -2374,7 +2374,7 @@
         <w:szCs w:val="24"/>
         <w:cs/>
       </w:rPr>
-      <w:t>สอบสวน.</w:t>
+      <w:t/>
     </w:r>
     <w:r>
       <w:rPr>
@@ -2385,7 +2385,7 @@
         <w:sz w:val="24"/>
         <w:szCs w:val="24"/>
       </w:rPr>
-      <w:t>com</w:t>
+      <w:t/>
     </w:r>
   </w:p>
   <w:p>

--- a/public/smart-police/forms/หมายเรียกผู้ต้องหา.docx
+++ b/public/smart-police/forms/หมายเรียกผู้ต้องหา.docx
@@ -2282,7 +2282,7 @@
         <w:szCs w:val="32"/>
         <w:cs/>
       </w:rPr>
-      <w:t>(ส ๕๖</w:t>
+      <w:t/>
     </w:r>
     <w:r>
       <w:rPr>
@@ -2292,7 +2292,7 @@
         <w:sz w:val="32"/>
         <w:szCs w:val="32"/>
       </w:rPr>
-      <w:t xml:space="preserve"> </w:t>
+      <w:t xml:space="preserve"/>
     </w:r>
     <w:r>
       <w:rPr>
@@ -2303,7 +2303,7 @@
         <w:szCs w:val="32"/>
         <w:cs/>
       </w:rPr>
-      <w:t>-</w:t>
+      <w:t/>
     </w:r>
     <w:r>
       <w:rPr>
@@ -2313,7 +2313,7 @@
         <w:sz w:val="32"/>
         <w:szCs w:val="32"/>
       </w:rPr>
-      <w:t xml:space="preserve"> </w:t>
+      <w:t xml:space="preserve"/>
     </w:r>
     <w:r>
       <w:rPr>
@@ -2324,7 +2324,7 @@
         <w:szCs w:val="32"/>
         <w:cs/>
       </w:rPr>
-      <w:t>๓๔)</w:t>
+      <w:t/>
     </w:r>
     <w:r>
       <w:rPr>
